--- a/job_mencius_paper_title_page.docx
+++ b/job_mencius_paper_title_page.docx
@@ -130,6 +130,233 @@
     </w:p>
     <w:p>
       <w:pPr>
+        <w:spacing w:after="60" w:line="480" w:lineRule="auto"/>
+      </w:pPr>
+      <w:r>
+        <w:rPr>
+          <w:rFonts w:ascii="Times New Roman" w:cs="Times New Roman" w:eastAsia="Times New Roman" w:hAnsi="Times New Roman"/>
+          <w:b/>
+          <w:bCs/>
+          <w:sz w:val="24"/>
+          <w:szCs w:val="24"/>
+        </w:rPr>
+        <w:t xml:space="preserve">Abstract</w:t>
+      </w:r>
+    </w:p>
+    <w:p>
+      <w:pPr>
+        <w:spacing w:after="120" w:line="360" w:lineRule="auto"/>
+      </w:pPr>
+      <w:r>
+        <w:rPr>
+          <w:rFonts w:ascii="Times New Roman" w:cs="Times New Roman" w:eastAsia="Times New Roman" w:hAnsi="Times New Roman"/>
+          <w:sz w:val="24"/>
+          <w:szCs w:val="24"/>
+        </w:rPr>
+        <w:t xml:space="preserve">This essay reads the book of Job alongside </w:t>
+      </w:r>
+      <w:r>
+        <w:rPr>
+          <w:rFonts w:ascii="Times New Roman" w:cs="Times New Roman" w:eastAsia="Times New Roman" w:hAnsi="Times New Roman"/>
+          <w:i/>
+          <w:iCs/>
+          <w:sz w:val="24"/>
+          <w:szCs w:val="24"/>
+        </w:rPr>
+        <w:t xml:space="preserve">Mengzi</w:t>
+      </w:r>
+      <w:r>
+        <w:rPr>
+          <w:rFonts w:ascii="Times New Roman" w:cs="Times New Roman" w:eastAsia="Times New Roman" w:hAnsi="Times New Roman"/>
+          <w:sz w:val="24"/>
+          <w:szCs w:val="24"/>
+        </w:rPr>
+        <w:t xml:space="preserve"> 6B15 (the fifteenth section of "Gaozi II") through cross-textual hermeneutics, arguing that the two texts generate not a synthesis but a productive tension over the role of suffering in moral formation. The most important precedent, Lee Yearley’s 1981 pairing of Job with Confucius, worked within an Aristotelian frame and concluded that virtue can be held independent of reward. I take three further steps: I replace that imported frame with Archie Lee’s cross-textual method, which lets each text argue in its own idiom; I substitute </w:t>
+      </w:r>
+      <w:r>
+        <w:rPr>
+          <w:rFonts w:ascii="Times New Roman" w:cs="Times New Roman" w:eastAsia="Times New Roman" w:hAnsi="Times New Roman"/>
+          <w:i/>
+          <w:iCs/>
+          <w:sz w:val="24"/>
+          <w:szCs w:val="24"/>
+        </w:rPr>
+        <w:t xml:space="preserve">Mengzi</w:t>
+      </w:r>
+      <w:r>
+        <w:rPr>
+          <w:rFonts w:ascii="Times New Roman" w:cs="Times New Roman" w:eastAsia="Times New Roman" w:hAnsi="Times New Roman"/>
+          <w:sz w:val="24"/>
+          <w:szCs w:val="24"/>
+        </w:rPr>
+        <w:t xml:space="preserve"> 6B15 for the </w:t>
+      </w:r>
+      <w:r>
+        <w:rPr>
+          <w:rFonts w:ascii="Times New Roman" w:cs="Times New Roman" w:eastAsia="Times New Roman" w:hAnsi="Times New Roman"/>
+          <w:i/>
+          <w:iCs/>
+          <w:sz w:val="24"/>
+          <w:szCs w:val="24"/>
+        </w:rPr>
+        <w:t xml:space="preserve">Analects</w:t>
+      </w:r>
+      <w:r>
+        <w:rPr>
+          <w:rFonts w:ascii="Times New Roman" w:cs="Times New Roman" w:eastAsia="Times New Roman" w:hAnsi="Times New Roman"/>
+          <w:sz w:val="24"/>
+          <w:szCs w:val="24"/>
+        </w:rPr>
+        <w:t xml:space="preserve">, a text far more explicit about the pedagogy of adversity; and I make Job 23:10 ("when he has tested me, I shall come out like gold," </w:t>
+      </w:r>
+      <w:r>
+        <w:rPr>
+          <w:rFonts w:ascii="Times New Roman" w:cs="Noto Sans Hebrew" w:hAnsi="Times New Roman"/>
+          <w:sz w:val="24"/>
+          <w:szCs w:val="24"/>
+        </w:rPr>
+        <w:t xml:space="preserve">כִּי בְחָנַנִי כַּזָּהָב אֵצֵא</w:t>
+      </w:r>
+      <w:r>
+        <w:rPr>
+          <w:rFonts w:ascii="Times New Roman" w:cs="Times New Roman" w:eastAsia="Times New Roman" w:hAnsi="Times New Roman"/>
+          <w:sz w:val="24"/>
+          <w:szCs w:val="24"/>
+        </w:rPr>
+        <w:t xml:space="preserve">) the hinge of the argument. Read with Mencian eyes, Job’s metallurgical image betrays a teleological instinct that Greco-Roman frameworks—Stoic endurance, Platonic ascent, Leibnizian optimism—have tended to obscure. The structural parallel between </w:t>
+      </w:r>
+      <w:r>
+        <w:rPr>
+          <w:rFonts w:ascii="Times New Roman" w:cs="Times New Roman" w:eastAsia="Times New Roman" w:hAnsi="Times New Roman"/>
+          <w:i/>
+          <w:iCs/>
+          <w:sz w:val="24"/>
+          <w:szCs w:val="24"/>
+        </w:rPr>
+        <w:t xml:space="preserve">tummâ</w:t>
+      </w:r>
+      <w:r>
+        <w:rPr>
+          <w:rFonts w:ascii="Times New Roman" w:cs="Times New Roman" w:eastAsia="Times New Roman" w:hAnsi="Times New Roman"/>
+          <w:sz w:val="24"/>
+          <w:szCs w:val="24"/>
+        </w:rPr>
+        <w:t xml:space="preserve"> (</w:t>
+      </w:r>
+      <w:r>
+        <w:rPr>
+          <w:rFonts w:ascii="Times New Roman" w:cs="Noto Sans Hebrew" w:hAnsi="Times New Roman"/>
+          <w:sz w:val="24"/>
+          <w:szCs w:val="24"/>
+        </w:rPr>
+        <w:t xml:space="preserve">תֻמָּה</w:t>
+      </w:r>
+      <w:r>
+        <w:rPr>
+          <w:rFonts w:ascii="Times New Roman" w:cs="Times New Roman" w:eastAsia="Times New Roman" w:hAnsi="Times New Roman"/>
+          <w:sz w:val="24"/>
+          <w:szCs w:val="24"/>
+        </w:rPr>
+        <w:t xml:space="preserve">, integrity) and </w:t>
+      </w:r>
+      <w:r>
+        <w:rPr>
+          <w:rFonts w:ascii="Times New Roman" w:cs="Times New Roman" w:eastAsia="Times New Roman" w:hAnsi="Times New Roman"/>
+          <w:i/>
+          <w:iCs/>
+          <w:sz w:val="24"/>
+          <w:szCs w:val="24"/>
+        </w:rPr>
+        <w:t xml:space="preserve">duan</w:t>
+      </w:r>
+      <w:r>
+        <w:rPr>
+          <w:rFonts w:ascii="Times New Roman" w:cs="Times New Roman" w:eastAsia="Times New Roman" w:hAnsi="Times New Roman"/>
+          <w:sz w:val="24"/>
+          <w:szCs w:val="24"/>
+        </w:rPr>
+        <w:t xml:space="preserve"> (端, the moral "sprouts"), both qualities that suffering refines rather than creates, is the essay’s central contribution. Job restrains the Mencian drift toward over-systematization; Mengzi keeps the Joban narrative from collapsing into nihilism.</w:t>
+      </w:r>
+    </w:p>
+    <w:p>
+      <w:pPr>
+        <w:spacing w:after="360" w:line="360" w:lineRule="auto"/>
+      </w:pPr>
+      <w:r>
+        <w:rPr>
+          <w:rFonts w:ascii="Times New Roman" w:cs="Times New Roman" w:eastAsia="Times New Roman" w:hAnsi="Times New Roman"/>
+          <w:b/>
+          <w:bCs/>
+          <w:sz w:val="24"/>
+          <w:szCs w:val="24"/>
+        </w:rPr>
+        <w:t xml:space="preserve">Keywords: </w:t>
+      </w:r>
+      <w:r>
+        <w:rPr>
+          <w:rFonts w:ascii="Times New Roman" w:cs="Times New Roman" w:eastAsia="Times New Roman" w:hAnsi="Times New Roman"/>
+          <w:sz w:val="24"/>
+          <w:szCs w:val="24"/>
+        </w:rPr>
+        <w:t xml:space="preserve">Job – Mencius (</w:t>
+      </w:r>
+      <w:r>
+        <w:rPr>
+          <w:rFonts w:ascii="Times New Roman" w:cs="Times New Roman" w:eastAsia="Times New Roman" w:hAnsi="Times New Roman"/>
+          <w:i/>
+          <w:iCs/>
+          <w:sz w:val="24"/>
+          <w:szCs w:val="24"/>
+        </w:rPr>
+        <w:t xml:space="preserve">Mengzi</w:t>
+      </w:r>
+      <w:r>
+        <w:rPr>
+          <w:rFonts w:ascii="Times New Roman" w:cs="Times New Roman" w:eastAsia="Times New Roman" w:hAnsi="Times New Roman"/>
+          <w:sz w:val="24"/>
+          <w:szCs w:val="24"/>
+        </w:rPr>
+        <w:t xml:space="preserve">) – theodicy – cross-textual hermeneutics – moral formation – suffering – </w:t>
+      </w:r>
+      <w:r>
+        <w:rPr>
+          <w:rFonts w:ascii="Times New Roman" w:cs="Times New Roman" w:eastAsia="Times New Roman" w:hAnsi="Times New Roman"/>
+          <w:i/>
+          <w:iCs/>
+          <w:sz w:val="24"/>
+          <w:szCs w:val="24"/>
+        </w:rPr>
+        <w:t xml:space="preserve">tummâ</w:t>
+      </w:r>
+      <w:r>
+        <w:rPr>
+          <w:rFonts w:ascii="Times New Roman" w:cs="Times New Roman" w:eastAsia="Times New Roman" w:hAnsi="Times New Roman"/>
+          <w:sz w:val="24"/>
+          <w:szCs w:val="24"/>
+        </w:rPr>
+        <w:t xml:space="preserve"> – </w:t>
+      </w:r>
+      <w:r>
+        <w:rPr>
+          <w:rFonts w:ascii="Times New Roman" w:cs="Times New Roman" w:eastAsia="Times New Roman" w:hAnsi="Times New Roman"/>
+          <w:i/>
+          <w:iCs/>
+          <w:sz w:val="24"/>
+          <w:szCs w:val="24"/>
+        </w:rPr>
+        <w:t xml:space="preserve">duan</w:t>
+      </w:r>
+      <w:r>
+        <w:rPr>
+          <w:rFonts w:ascii="Times New Roman" w:cs="Times New Roman" w:eastAsia="Times New Roman" w:hAnsi="Times New Roman"/>
+          <w:sz w:val="24"/>
+          <w:szCs w:val="24"/>
+        </w:rPr>
+        <w:t xml:space="preserve"> – productive tension – comparative scripture</w:t>
+      </w:r>
+    </w:p>
+    <w:p>
+      <w:pPr>
         <w:spacing w:after="120" w:line="480" w:lineRule="auto"/>
       </w:pPr>
       <w:r>
@@ -171,12 +398,12 @@
           <w:sz w:val="24"/>
           <w:szCs w:val="24"/>
         </w:rPr>
-        <w:t xml:space="preserve">approx. 6,000 words (main text, excluding notes and bibliography)</w:t>
-      </w:r>
-    </w:p>
-    <w:p>
-      <w:pPr>
-        <w:spacing w:after="360" w:line="480" w:lineRule="auto"/>
+        <w:t xml:space="preserve">approx. 6,500 words (main text, excluding notes and bibliography)</w:t>
+      </w:r>
+    </w:p>
+    <w:p>
+      <w:pPr>
+        <w:spacing w:after="120" w:line="480" w:lineRule="auto"/>
       </w:pPr>
       <w:r>
         <w:rPr>
@@ -194,7 +421,7 @@
           <w:sz w:val="24"/>
           <w:szCs w:val="24"/>
         </w:rPr>
-        <w:t xml:space="preserve">This title page is supplied separately from the anonymized manuscript to support double-blind peer review. The manuscript file (job_mencius_paper_english_anon.docx) contains no identifying author information.</w:t>
+        <w:t xml:space="preserve">This title page is supplied separately from the anonymized manuscript to support double-blind peer review. The manuscript file (job_mencius_paper_english_anon.docx) carries no identifying author information; the abstract and keywords are reproduced in the manuscript for the referees.</w:t>
       </w:r>
     </w:p>
     <w:p>
@@ -218,6 +445,29 @@
           <w:szCs w:val="24"/>
         </w:rPr>
         <w:t xml:space="preserve">The author declares no conflict of interest.</w:t>
+      </w:r>
+    </w:p>
+    <w:p>
+      <w:pPr>
+        <w:spacing w:after="120" w:line="480" w:lineRule="auto"/>
+      </w:pPr>
+      <w:r>
+        <w:rPr>
+          <w:rFonts w:ascii="Times New Roman" w:cs="Times New Roman" w:eastAsia="Times New Roman" w:hAnsi="Times New Roman"/>
+          <w:b/>
+          <w:bCs/>
+          <w:sz w:val="24"/>
+          <w:szCs w:val="24"/>
+        </w:rPr>
+        <w:t xml:space="preserve">Acknowledgements: </w:t>
+      </w:r>
+      <w:r>
+        <w:rPr>
+          <w:rFonts w:ascii="Times New Roman" w:cs="Times New Roman" w:eastAsia="Times New Roman" w:hAnsi="Times New Roman"/>
+          <w:sz w:val="24"/>
+          <w:szCs w:val="24"/>
+        </w:rPr>
+        <w:t xml:space="preserve">In preparing this article the author used an AI-based assistant for English-language editing and stylistic polishing. All research, analysis, translations, arguments, and conclusions are the author’s own, and the author takes full responsibility for the content of the manuscript.</w:t>
       </w:r>
     </w:p>
     <w:sectPr>

--- a/job_mencius_paper_title_page.docx
+++ b/job_mencius_paper_title_page.docx
@@ -398,7 +398,7 @@
           <w:sz w:val="24"/>
           <w:szCs w:val="24"/>
         </w:rPr>
-        <w:t xml:space="preserve">approx. 6,500 words (main text, excluding notes and bibliography)</w:t>
+        <w:t xml:space="preserve">approx. 6,300 words (main text, excluding notes and bibliography)</w:t>
       </w:r>
     </w:p>
     <w:p>

--- a/job_mencius_paper_title_page.docx
+++ b/job_mencius_paper_title_page.docx
@@ -72,60 +72,54 @@
       <w:r>
         <w:rPr>
           <w:rFonts w:ascii="Times New Roman" w:cs="Times New Roman" w:eastAsia="Times New Roman" w:hAnsi="Times New Roman"/>
+          <w:sz w:val="24"/>
+          <w:szCs w:val="24"/>
+        </w:rPr>
+        <w:t xml:space="preserve">Vanderbilt Divinity School, Vanderbilt University</w:t>
+      </w:r>
+    </w:p>
+    <w:p>
+      <w:pPr>
+        <w:spacing w:after="60" w:line="480" w:lineRule="auto"/>
+        <w:jc w:val="center"/>
+      </w:pPr>
+      <w:r>
+        <w:rPr>
+          <w:rFonts w:ascii="Times New Roman" w:cs="Times New Roman" w:eastAsia="Times New Roman" w:hAnsi="Times New Roman"/>
+          <w:sz w:val="24"/>
+          <w:szCs w:val="24"/>
+        </w:rPr>
+        <w:t xml:space="preserve">Nashville, Tennessee, USA</w:t>
+      </w:r>
+    </w:p>
+    <w:p>
+      <w:pPr>
+        <w:spacing w:after="60" w:line="480" w:lineRule="auto"/>
+        <w:jc w:val="center"/>
+      </w:pPr>
+      <w:r>
+        <w:rPr>
+          <w:rFonts w:ascii="Times New Roman" w:cs="Times New Roman" w:eastAsia="Times New Roman" w:hAnsi="Times New Roman"/>
+          <w:sz w:val="24"/>
+          <w:szCs w:val="24"/>
+        </w:rPr>
+        <w:t xml:space="preserve">limin.hou@vanderbilt.edu</w:t>
+      </w:r>
+    </w:p>
+    <w:p>
+      <w:pPr>
+        <w:spacing w:after="480" w:line="480" w:lineRule="auto"/>
+        <w:jc w:val="center"/>
+      </w:pPr>
+      <w:r>
+        <w:rPr>
+          <w:rFonts w:ascii="Times New Roman" w:cs="Times New Roman" w:eastAsia="Times New Roman" w:hAnsi="Times New Roman"/>
           <w:i/>
           <w:iCs/>
           <w:sz w:val="24"/>
           <w:szCs w:val="24"/>
         </w:rPr>
-        <w:t xml:space="preserve">[Department / Institution — to be supplied]</w:t>
-      </w:r>
-    </w:p>
-    <w:p>
-      <w:pPr>
-        <w:spacing w:after="60" w:line="480" w:lineRule="auto"/>
-        <w:jc w:val="center"/>
-      </w:pPr>
-      <w:r>
-        <w:rPr>
-          <w:rFonts w:ascii="Times New Roman" w:cs="Times New Roman" w:eastAsia="Times New Roman" w:hAnsi="Times New Roman"/>
-          <w:i/>
-          <w:iCs/>
-          <w:sz w:val="24"/>
-          <w:szCs w:val="24"/>
-        </w:rPr>
-        <w:t xml:space="preserve">[City, Country]</w:t>
-      </w:r>
-    </w:p>
-    <w:p>
-      <w:pPr>
-        <w:spacing w:after="60" w:line="480" w:lineRule="auto"/>
-        <w:jc w:val="center"/>
-      </w:pPr>
-      <w:r>
-        <w:rPr>
-          <w:rFonts w:ascii="Times New Roman" w:cs="Times New Roman" w:eastAsia="Times New Roman" w:hAnsi="Times New Roman"/>
-          <w:i/>
-          <w:iCs/>
-          <w:sz w:val="24"/>
-          <w:szCs w:val="24"/>
-        </w:rPr>
-        <w:t xml:space="preserve">[Email address]</w:t>
-      </w:r>
-    </w:p>
-    <w:p>
-      <w:pPr>
-        <w:spacing w:after="480" w:line="480" w:lineRule="auto"/>
-        <w:jc w:val="center"/>
-      </w:pPr>
-      <w:r>
-        <w:rPr>
-          <w:rFonts w:ascii="Times New Roman" w:cs="Times New Roman" w:eastAsia="Times New Roman" w:hAnsi="Times New Roman"/>
-          <w:i/>
-          <w:iCs/>
-          <w:sz w:val="24"/>
-          <w:szCs w:val="24"/>
-        </w:rPr>
-        <w:t xml:space="preserve">[ORCID iD]</w:t>
+        <w:t xml:space="preserve">ORCID iD: to be supplied (free registration at orcid.org)</w:t>
       </w:r>
     </w:p>
     <w:p>

--- a/job_mencius_paper_title_page.docx
+++ b/job_mencius_paper_title_page.docx
@@ -165,7 +165,7 @@
           <w:sz w:val="24"/>
           <w:szCs w:val="24"/>
         </w:rPr>
-        <w:t xml:space="preserve"> 6B15 (the fifteenth section of "Gaozi II") through cross-textual hermeneutics, arguing that the two texts generate not a synthesis but a productive tension over the role of suffering in moral formation. The most important precedent, Lee Yearley’s 1981 pairing of Job with Confucius, worked within an Aristotelian frame and concluded that virtue can be held independent of reward. I take three further steps: I replace that imported frame with Archie Lee’s cross-textual method, which lets each text argue in its own idiom; I substitute </w:t>
+        <w:t xml:space="preserve"> 6B15 (the fifteenth section of "Gaozi II") through cross-textual hermeneutics, arguing that the two texts generate not a synthesis but a productive tension over the role of suffering in moral formation. Although a mature literature now treats the problem of evil within classical Chinese philosophy, and comparative theology has refined its cross-textual methods, no sustained reading has yet set Job beside the </w:t>
       </w:r>
       <w:r>
         <w:rPr>
@@ -183,7 +183,25 @@
           <w:sz w:val="24"/>
           <w:szCs w:val="24"/>
         </w:rPr>
-        <w:t xml:space="preserve"> 6B15 for the </w:t>
+        <w:t xml:space="preserve"> on the question of how suffering forms character. This essay attempts that reading in three moves: it adopts Archie Lee’s cross-textual method, which lets each text argue in its own idiom; it takes </w:t>
+      </w:r>
+      <w:r>
+        <w:rPr>
+          <w:rFonts w:ascii="Times New Roman" w:cs="Times New Roman" w:eastAsia="Times New Roman" w:hAnsi="Times New Roman"/>
+          <w:i/>
+          <w:iCs/>
+          <w:sz w:val="24"/>
+          <w:szCs w:val="24"/>
+        </w:rPr>
+        <w:t xml:space="preserve">Mengzi</w:t>
+      </w:r>
+      <w:r>
+        <w:rPr>
+          <w:rFonts w:ascii="Times New Roman" w:cs="Times New Roman" w:eastAsia="Times New Roman" w:hAnsi="Times New Roman"/>
+          <w:sz w:val="24"/>
+          <w:szCs w:val="24"/>
+        </w:rPr>
+        <w:t xml:space="preserve"> 6B15, a passage far more explicit than the </w:t>
       </w:r>
       <w:r>
         <w:rPr>
@@ -201,7 +219,7 @@
           <w:sz w:val="24"/>
           <w:szCs w:val="24"/>
         </w:rPr>
-        <w:t xml:space="preserve">, a text far more explicit about the pedagogy of adversity; and I make Job 23:10 ("when he has tested me, I shall come out like gold," </w:t>
+        <w:t xml:space="preserve"> about the pedagogy of adversity, as the Confucian anchor; and it makes Job 23:10 ("when he has tested me, I shall come out like gold," </w:t>
       </w:r>
       <w:r>
         <w:rPr>

--- a/job_mencius_paper_title_page.docx
+++ b/job_mencius_paper_title_page.docx
@@ -114,12 +114,10 @@
       <w:r>
         <w:rPr>
           <w:rFonts w:ascii="Times New Roman" w:cs="Times New Roman" w:eastAsia="Times New Roman" w:hAnsi="Times New Roman"/>
-          <w:i/>
-          <w:iCs/>
-          <w:sz w:val="24"/>
-          <w:szCs w:val="24"/>
-        </w:rPr>
-        <w:t xml:space="preserve">ORCID iD: to be supplied (free registration at orcid.org)</w:t>
+          <w:sz w:val="24"/>
+          <w:szCs w:val="24"/>
+        </w:rPr>
+        <w:t xml:space="preserve">ORCID iD: https://orcid.org/0009-0001-8611-6471</w:t>
       </w:r>
     </w:p>
     <w:p>

--- a/job_mencius_paper_title_page.docx
+++ b/job_mencius_paper_title_page.docx
@@ -233,7 +233,7 @@
           <w:sz w:val="24"/>
           <w:szCs w:val="24"/>
         </w:rPr>
-        <w:t xml:space="preserve">) the hinge of the argument. Read with Mencian eyes, Job’s metallurgical image betrays a teleological instinct that Greco-Roman frameworks—Stoic endurance, Platonic ascent, Leibnizian optimism—have tended to obscure. The structural parallel between </w:t>
+        <w:t xml:space="preserve">) the hinge of the argument. Read with Mencian eyes, Job’s metallurgical image betrays a teleological instinct that the dominant Western philosophical frames—Stoic endurance, Platonic ascent, Leibnizian optimism—are not well equipped to describe. The structural parallel between </w:t>
       </w:r>
       <w:r>
         <w:rPr>
@@ -408,7 +408,7 @@
           <w:sz w:val="24"/>
           <w:szCs w:val="24"/>
         </w:rPr>
-        <w:t xml:space="preserve">approx. 6,300 words (main text, excluding notes and bibliography)</w:t>
+        <w:t xml:space="preserve">approx. 7,500 words (main text, excluding notes and bibliography)</w:t>
       </w:r>
     </w:p>
     <w:p>
